--- a/data/employees/EMP072/AST-EMP072-03.docx
+++ b/data/employees/EMP072/AST-EMP072-03.docx
@@ -7,10 +7,7 @@
         <w:pStyle w:val="Heading1"/>
       </w:pPr>
       <w:r>
-        <w:rPr>
-          <w:sz w:val="36"/>
-        </w:rPr>
-        <w:t>Design specification - EMP072</w:t>
+        <w:t>Ast Emp072 03 - EMP072</w:t>
       </w:r>
     </w:p>
     <w:p>
@@ -18,130 +15,32 @@
         <w:pStyle w:val="Heading2"/>
       </w:pPr>
       <w:r>
-        <w:t>Document Metadata</w:t>
-      </w:r>
-    </w:p>
-    <w:tbl>
-      <w:tblPr>
-        <w:tblStyle w:val="TableGrid"/>
-        <w:tblW w:type="auto" w:w="0"/>
-        <w:tblLook w:firstColumn="1" w:firstRow="1" w:lastColumn="0" w:lastRow="0" w:noHBand="0" w:noVBand="1" w:val="04A0"/>
-      </w:tblPr>
-      <w:tblGrid>
-        <w:gridCol w:w="4320"/>
-        <w:gridCol w:w="4320"/>
-      </w:tblGrid>
-      <w:tr>
-        <w:tc>
-          <w:tcPr>
-            <w:tcW w:type="dxa" w:w="4320"/>
-          </w:tcPr>
-          <w:p>
-            <w:r>
-              <w:t>Author</w:t>
-            </w:r>
-          </w:p>
-        </w:tc>
-        <w:tc>
-          <w:tcPr>
-            <w:tcW w:type="dxa" w:w="4320"/>
-          </w:tcPr>
-          <w:p>
-            <w:r>
-              <w:t>Jordan Nguyen</w:t>
-            </w:r>
-          </w:p>
-        </w:tc>
-      </w:tr>
-      <w:tr>
-        <w:tc>
-          <w:tcPr>
-            <w:tcW w:type="dxa" w:w="4320"/>
-          </w:tcPr>
-          <w:p>
-            <w:r>
-              <w:t>Role / Department</w:t>
-            </w:r>
-          </w:p>
-        </w:tc>
-        <w:tc>
-          <w:tcPr>
-            <w:tcW w:type="dxa" w:w="4320"/>
-          </w:tcPr>
-          <w:p>
-            <w:r>
-              <w:t>Engineer | Engineering</w:t>
-            </w:r>
-          </w:p>
-        </w:tc>
-      </w:tr>
-      <w:tr>
-        <w:tc>
-          <w:tcPr>
-            <w:tcW w:type="dxa" w:w="4320"/>
-          </w:tcPr>
-          <w:p>
-            <w:r>
-              <w:t>Location</w:t>
-            </w:r>
-          </w:p>
-        </w:tc>
-        <w:tc>
-          <w:tcPr>
-            <w:tcW w:type="dxa" w:w="4320"/>
-          </w:tcPr>
-          <w:p>
-            <w:r>
-              <w:t>Hsinchu</w:t>
-            </w:r>
-          </w:p>
-        </w:tc>
-      </w:tr>
-      <w:tr>
-        <w:tc>
-          <w:tcPr>
-            <w:tcW w:type="dxa" w:w="4320"/>
-          </w:tcPr>
-          <w:p>
-            <w:r>
-              <w:t>Last Modified</w:t>
-            </w:r>
-          </w:p>
-        </w:tc>
-        <w:tc>
-          <w:tcPr>
-            <w:tcW w:type="dxa" w:w="4320"/>
-          </w:tcPr>
-          <w:p>
-            <w:r>
-              <w:t>2025-03-17</w:t>
-            </w:r>
-          </w:p>
-        </w:tc>
-      </w:tr>
-    </w:tbl>
-    <w:p/>
-    <w:p>
-      <w:pPr>
-        <w:pStyle w:val="Heading2"/>
-      </w:pPr>
-      <w:r>
-        <w:t>Specification</w:t>
+        <w:t>Page 1</w:t>
       </w:r>
     </w:p>
     <w:p>
       <w:r>
-        <w:t>Design Specification: Microservices Event Bus Architecture</w:t>
+        <w:t>Section 1: Data quality remediation. EMP072 contributes to ast emp072 03 through recurring collaboration, clear ownership boundaries, and measurable outcomes. The team captures decisions, open issues, and handoffs so that knowledge remains discoverable for future programs.</w:t>
       </w:r>
     </w:p>
     <w:p>
       <w:r>
-        <w:t>Version: 1.5</w:t>
+        <w:t>Section 2: Fabric semantic model planning. EMP072 contributes to ast emp072 03 through recurring collaboration, clear ownership boundaries, and measurable outcomes. The team captures decisions, open issues, and handoffs so that knowledge remains discoverable for future programs.</w:t>
       </w:r>
     </w:p>
     <w:p>
       <w:r>
-        <w:t>This specification describes the event-driven architecture for the microservices platform. Services communicate via Azure Service Bus topics. Dead-letter queues are monitored with alerting thresholds. Schema registry enforces backward-compatible contract evolution.</w:t>
+        <w:t>Section 3: Fabric semantic model planning. EMP072 contributes to ast emp072 03 through recurring collaboration, clear ownership boundaries, and measurable outcomes. The team captures decisions, open issues, and handoffs so that knowledge remains discoverable for future programs.</w:t>
+      </w:r>
+    </w:p>
+    <w:p>
+      <w:r>
+        <w:t>Section 4: Automation backlog refinement. EMP072 contributes to ast emp072 03 through recurring collaboration, clear ownership boundaries, and measurable outcomes. The team captures decisions, open issues, and handoffs so that knowledge remains discoverable for future programs.</w:t>
+      </w:r>
+    </w:p>
+    <w:p>
+      <w:r>
+        <w:br w:type="page"/>
       </w:r>
     </w:p>
     <w:p>
@@ -149,12 +48,60 @@
         <w:pStyle w:val="Heading2"/>
       </w:pPr>
       <w:r>
-        <w:t>Author Competencies</w:t>
+        <w:t>Page 2</w:t>
       </w:r>
     </w:p>
     <w:p>
       <w:r>
-        <w:t>TypeScript, Azure AI, Kusto, Python</w:t>
+        <w:t>Section 1: Operational risk review. EMP072 contributes to ast emp072 03 through recurring collaboration, clear ownership boundaries, and measurable outcomes. The team captures decisions, open issues, and handoffs so that knowledge remains discoverable for future programs.</w:t>
+      </w:r>
+    </w:p>
+    <w:p>
+      <w:r>
+        <w:t>Section 2: Customer escalation analysis. EMP072 contributes to ast emp072 03 through recurring collaboration, clear ownership boundaries, and measurable outcomes. The team captures decisions, open issues, and handoffs so that knowledge remains discoverable for future programs.</w:t>
+      </w:r>
+    </w:p>
+    <w:p>
+      <w:r>
+        <w:t>Section 3: Knowledge transfer and onboarding. EMP072 contributes to ast emp072 03 through recurring collaboration, clear ownership boundaries, and measurable outcomes. The team captures decisions, open issues, and handoffs so that knowledge remains discoverable for future programs.</w:t>
+      </w:r>
+    </w:p>
+    <w:p>
+      <w:r>
+        <w:t>Section 4: Customer escalation analysis. EMP072 contributes to ast emp072 03 through recurring collaboration, clear ownership boundaries, and measurable outcomes. The team captures decisions, open issues, and handoffs so that knowledge remains discoverable for future programs.</w:t>
+      </w:r>
+    </w:p>
+    <w:p>
+      <w:r>
+        <w:br w:type="page"/>
+      </w:r>
+    </w:p>
+    <w:p>
+      <w:pPr>
+        <w:pStyle w:val="Heading2"/>
+      </w:pPr>
+      <w:r>
+        <w:t>Page 3</w:t>
+      </w:r>
+    </w:p>
+    <w:p>
+      <w:r>
+        <w:t>Section 1: Fabric semantic model planning. EMP072 contributes to ast emp072 03 through recurring collaboration, clear ownership boundaries, and measurable outcomes. The team captures decisions, open issues, and handoffs so that knowledge remains discoverable for future programs.</w:t>
+      </w:r>
+    </w:p>
+    <w:p>
+      <w:r>
+        <w:t>Section 2: Customer escalation analysis. EMP072 contributes to ast emp072 03 through recurring collaboration, clear ownership boundaries, and measurable outcomes. The team captures decisions, open issues, and handoffs so that knowledge remains discoverable for future programs.</w:t>
+      </w:r>
+    </w:p>
+    <w:p>
+      <w:r>
+        <w:t>Section 3: Automation backlog refinement. EMP072 contributes to ast emp072 03 through recurring collaboration, clear ownership boundaries, and measurable outcomes. The team captures decisions, open issues, and handoffs so that knowledge remains discoverable for future programs.</w:t>
+      </w:r>
+    </w:p>
+    <w:p>
+      <w:r>
+        <w:t>Section 4: Customer escalation analysis. EMP072 contributes to ast emp072 03 through recurring collaboration, clear ownership boundaries, and measurable outcomes. The team captures decisions, open issues, and handoffs so that knowledge remains discoverable for future programs.</w:t>
       </w:r>
     </w:p>
     <w:sectPr>
